--- a/Backend/src/templates/qas/FOR Acta QA Protocolo pruebas backup.docx
+++ b/Backend/src/templates/qas/FOR Acta QA Protocolo pruebas backup.docx
@@ -61,6 +61,9 @@
         </w:rPr>
         <w:tab/>
       </w:r>
+      <w:r>
+        <w:t xml:space="preserve"> {visita_numero}</w:t>
+      </w:r>
     </w:p>
     <w:p>
       <w:pPr>
@@ -94,6 +97,9 @@
         </w:rPr>
         <w:tab/>
       </w:r>
+      <w:r>
+        <w:t xml:space="preserve"> {fecha_ejecucion}</w:t>
+      </w:r>
     </w:p>
     <w:p>
       <w:pPr>
@@ -135,6 +141,9 @@
         </w:rPr>
         <w:tab/>
       </w:r>
+      <w:r>
+        <w:t xml:space="preserve"> {hora_inicio}</w:t>
+      </w:r>
     </w:p>
     <w:p>
       <w:pPr>
@@ -168,6 +177,9 @@
         </w:rPr>
         <w:tab/>
       </w:r>
+      <w:r>
+        <w:t xml:space="preserve"> {tiempo_transporte}</w:t>
+      </w:r>
     </w:p>
     <w:p>
       <w:pPr>
@@ -201,6 +213,9 @@
         </w:rPr>
         <w:tab/>
       </w:r>
+      <w:r>
+        <w:t xml:space="preserve"> {tiempo_antesala}</w:t>
+      </w:r>
     </w:p>
     <w:p>
       <w:pPr>
@@ -234,6 +249,9 @@
         </w:rPr>
         <w:tab/>
       </w:r>
+      <w:r>
+        <w:t xml:space="preserve"> {tiempo_ejecucion}</w:t>
+      </w:r>
     </w:p>
     <w:p>
       <w:pPr>
@@ -293,6 +311,9 @@
         </w:rPr>
         <w:tab/>
       </w:r>
+      <w:r>
+        <w:t xml:space="preserve"> {tiempo_espera_claro}</w:t>
+      </w:r>
     </w:p>
     <w:p>
       <w:pPr>
@@ -334,6 +355,9 @@
         </w:rPr>
         <w:tab/>
       </w:r>
+      <w:r>
+        <w:t xml:space="preserve"> {hora_salida}</w:t>
+      </w:r>
     </w:p>
     <w:p>
       <w:pPr>
@@ -376,6 +400,9 @@
         </w:rPr>
         <w:tab/>
       </w:r>
+      <w:r>
+        <w:t xml:space="preserve"> {ingeniero_outsourcing}</w:t>
+      </w:r>
     </w:p>
     <w:p>
       <w:pPr>
@@ -417,6 +444,9 @@
         </w:rPr>
         <w:tab/>
       </w:r>
+      <w:r>
+        <w:t xml:space="preserve"> {multimetro}</w:t>
+      </w:r>
     </w:p>
     <w:p>
       <w:pPr>
@@ -450,6 +480,9 @@
         </w:rPr>
         <w:tab/>
       </w:r>
+      <w:r>
+        <w:t xml:space="preserve"> {analizador_ber}</w:t>
+      </w:r>
     </w:p>
     <w:p>
       <w:pPr>
@@ -491,6 +524,9 @@
         </w:rPr>
         <w:tab/>
       </w:r>
+      <w:r>
+        <w:t xml:space="preserve"> {soporte_claro}</w:t>
+      </w:r>
     </w:p>
     <w:p>
       <w:pPr>
@@ -532,6 +568,9 @@
         </w:rPr>
         <w:tab/>
       </w:r>
+      <w:r>
+        <w:t xml:space="preserve"> {firma_acta}</w:t>
+      </w:r>
     </w:p>
     <w:p>
       <w:pPr>
@@ -574,6 +613,9 @@
         </w:rPr>
         <w:tab/>
       </w:r>
+      <w:r>
+        <w:t xml:space="preserve"> {caso_seguimiento}</w:t>
+      </w:r>
     </w:p>
     <w:p>
       <w:pPr>
@@ -598,6 +640,9 @@
           <w:lang w:val="es-CO"/>
         </w:rPr>
         <w:tab/>
+      </w:r>
+      <w:r>
+        <w:t xml:space="preserve"> {problemas_instalacion}</w:t>
       </w:r>
     </w:p>
     <w:p>
@@ -661,6 +706,9 @@
         </w:rPr>
         <w:tab/>
       </w:r>
+      <w:r>
+        <w:t xml:space="preserve"> {fase_neutro}</w:t>
+      </w:r>
     </w:p>
     <w:p>
       <w:pPr>
@@ -705,6 +753,9 @@
         </w:rPr>
         <w:tab/>
       </w:r>
+      <w:r>
+        <w:t xml:space="preserve"> {fase_tierra}</w:t>
+      </w:r>
     </w:p>
     <w:p>
       <w:pPr>
@@ -741,6 +792,9 @@
         </w:rPr>
         <w:tab/>
       </w:r>
+      <w:r>
+        <w:t xml:space="preserve"> {neutro_tierra}</w:t>
+      </w:r>
     </w:p>
     <w:p>
       <w:pPr>
@@ -767,6 +821,9 @@
         </w:rPr>
         <w:t>Lugar de Instalación de Equipos:</w:t>
       </w:r>
+      <w:r>
+        <w:t xml:space="preserve"> {lugar_instalacion}</w:t>
+      </w:r>
     </w:p>
     <w:p>
       <w:pPr>
@@ -801,6 +858,9 @@
           <w:lang w:val="es-CO"/>
         </w:rPr>
         <w:t>Observaciones:</w:t>
+      </w:r>
+      <w:r>
+        <w:t xml:space="preserve"> {observaciones}</w:t>
       </w:r>
     </w:p>
     <w:p>
@@ -1003,6 +1063,9 @@
                 <w:lang w:val="es-CO"/>
               </w:rPr>
             </w:pPr>
+            <w:r>
+              <w:t>{equipo_instalado_1_tipo}</w:t>
+            </w:r>
           </w:p>
         </w:tc>
         <w:tc>
@@ -1017,6 +1080,9 @@
                 <w:lang w:val="es-CO"/>
               </w:rPr>
             </w:pPr>
+            <w:r>
+              <w:t>{equipo_instalado_1_marca}</w:t>
+            </w:r>
           </w:p>
         </w:tc>
         <w:tc>
@@ -1031,6 +1097,9 @@
                 <w:lang w:val="es-CO"/>
               </w:rPr>
             </w:pPr>
+            <w:r>
+              <w:t>{equipo_instalado_1_modelo}</w:t>
+            </w:r>
           </w:p>
         </w:tc>
         <w:tc>
@@ -1045,6 +1114,9 @@
                 <w:lang w:val="es-CO"/>
               </w:rPr>
             </w:pPr>
+            <w:r>
+              <w:t>{equipo_instalado_1_serial}</w:t>
+            </w:r>
           </w:p>
         </w:tc>
         <w:tc>
@@ -1059,6 +1131,9 @@
                 <w:lang w:val="es-CO"/>
               </w:rPr>
             </w:pPr>
+            <w:r>
+              <w:t>{equipo_instalado_1_placa}</w:t>
+            </w:r>
           </w:p>
         </w:tc>
       </w:tr>
@@ -1075,6 +1150,9 @@
                 <w:lang w:val="es-CO"/>
               </w:rPr>
             </w:pPr>
+            <w:r>
+              <w:t>{equipo_instalado_2_tipo}</w:t>
+            </w:r>
           </w:p>
         </w:tc>
         <w:tc>
@@ -1089,6 +1167,9 @@
                 <w:lang w:val="es-CO"/>
               </w:rPr>
             </w:pPr>
+            <w:r>
+              <w:t>{equipo_instalado_2_marca}</w:t>
+            </w:r>
           </w:p>
         </w:tc>
         <w:tc>
@@ -1103,6 +1184,9 @@
                 <w:lang w:val="es-CO"/>
               </w:rPr>
             </w:pPr>
+            <w:r>
+              <w:t>{equipo_instalado_2_modelo}</w:t>
+            </w:r>
           </w:p>
         </w:tc>
         <w:tc>
@@ -1117,6 +1201,9 @@
                 <w:lang w:val="es-CO"/>
               </w:rPr>
             </w:pPr>
+            <w:r>
+              <w:t>{equipo_instalado_2_serial}</w:t>
+            </w:r>
           </w:p>
         </w:tc>
         <w:tc>
@@ -1131,6 +1218,9 @@
                 <w:lang w:val="es-CO"/>
               </w:rPr>
             </w:pPr>
+            <w:r>
+              <w:t>{equipo_instalado_2_placa}</w:t>
+            </w:r>
           </w:p>
         </w:tc>
       </w:tr>
@@ -1147,6 +1237,9 @@
                 <w:lang w:val="es-CO"/>
               </w:rPr>
             </w:pPr>
+            <w:r>
+              <w:t>{equipo_instalado_3_tipo}</w:t>
+            </w:r>
           </w:p>
         </w:tc>
         <w:tc>
@@ -1161,6 +1254,9 @@
                 <w:lang w:val="es-CO"/>
               </w:rPr>
             </w:pPr>
+            <w:r>
+              <w:t>{equipo_instalado_3_marca}</w:t>
+            </w:r>
           </w:p>
         </w:tc>
         <w:tc>
@@ -1175,6 +1271,9 @@
                 <w:lang w:val="es-CO"/>
               </w:rPr>
             </w:pPr>
+            <w:r>
+              <w:t>{equipo_instalado_3_modelo}</w:t>
+            </w:r>
           </w:p>
         </w:tc>
         <w:tc>
@@ -1189,6 +1288,9 @@
                 <w:lang w:val="es-CO"/>
               </w:rPr>
             </w:pPr>
+            <w:r>
+              <w:t>{equipo_instalado_3_serial}</w:t>
+            </w:r>
           </w:p>
         </w:tc>
         <w:tc>
@@ -1203,6 +1305,9 @@
                 <w:lang w:val="es-CO"/>
               </w:rPr>
             </w:pPr>
+            <w:r>
+              <w:t>{equipo_instalado_3_placa}</w:t>
+            </w:r>
           </w:p>
         </w:tc>
       </w:tr>
@@ -1219,6 +1324,9 @@
                 <w:lang w:val="es-CO"/>
               </w:rPr>
             </w:pPr>
+            <w:r>
+              <w:t>{equipo_instalado_4_tipo}</w:t>
+            </w:r>
           </w:p>
         </w:tc>
         <w:tc>
@@ -1233,6 +1341,9 @@
                 <w:lang w:val="es-CO"/>
               </w:rPr>
             </w:pPr>
+            <w:r>
+              <w:t>{equipo_instalado_4_marca}</w:t>
+            </w:r>
           </w:p>
         </w:tc>
         <w:tc>
@@ -1247,6 +1358,9 @@
                 <w:lang w:val="es-CO"/>
               </w:rPr>
             </w:pPr>
+            <w:r>
+              <w:t>{equipo_instalado_4_modelo}</w:t>
+            </w:r>
           </w:p>
         </w:tc>
         <w:tc>
@@ -1261,6 +1375,9 @@
                 <w:lang w:val="es-CO"/>
               </w:rPr>
             </w:pPr>
+            <w:r>
+              <w:t>{equipo_instalado_4_serial}</w:t>
+            </w:r>
           </w:p>
         </w:tc>
         <w:tc>
@@ -1275,6 +1392,9 @@
                 <w:lang w:val="es-CO"/>
               </w:rPr>
             </w:pPr>
+            <w:r>
+              <w:t>{equipo_instalado_4_placa}</w:t>
+            </w:r>
           </w:p>
         </w:tc>
       </w:tr>
@@ -1478,6 +1598,9 @@
                 <w:lang w:val="es-CO"/>
               </w:rPr>
             </w:pPr>
+            <w:r>
+              <w:t>{equipo_desinstalado_1_tipo}</w:t>
+            </w:r>
           </w:p>
         </w:tc>
         <w:tc>
@@ -1492,6 +1615,9 @@
                 <w:lang w:val="es-CO"/>
               </w:rPr>
             </w:pPr>
+            <w:r>
+              <w:t>{equipo_desinstalado_1_marca}</w:t>
+            </w:r>
           </w:p>
         </w:tc>
         <w:tc>
@@ -1506,6 +1632,9 @@
                 <w:lang w:val="es-CO"/>
               </w:rPr>
             </w:pPr>
+            <w:r>
+              <w:t>{equipo_desinstalado_1_modelo}</w:t>
+            </w:r>
           </w:p>
         </w:tc>
         <w:tc>
@@ -1520,6 +1649,9 @@
                 <w:lang w:val="es-CO"/>
               </w:rPr>
             </w:pPr>
+            <w:r>
+              <w:t>{equipo_desinstalado_1_serial}</w:t>
+            </w:r>
           </w:p>
         </w:tc>
         <w:tc>
@@ -1534,6 +1666,9 @@
                 <w:lang w:val="es-CO"/>
               </w:rPr>
             </w:pPr>
+            <w:r>
+              <w:t>{equipo_desinstalado_1_placa}</w:t>
+            </w:r>
           </w:p>
         </w:tc>
       </w:tr>
@@ -1550,6 +1685,9 @@
                 <w:lang w:val="es-CO"/>
               </w:rPr>
             </w:pPr>
+            <w:r>
+              <w:t>{equipo_desinstalado_2_tipo}</w:t>
+            </w:r>
           </w:p>
         </w:tc>
         <w:tc>
@@ -1564,6 +1702,9 @@
                 <w:lang w:val="es-CO"/>
               </w:rPr>
             </w:pPr>
+            <w:r>
+              <w:t>{equipo_desinstalado_2_marca}</w:t>
+            </w:r>
           </w:p>
         </w:tc>
         <w:tc>
@@ -1578,6 +1719,9 @@
                 <w:lang w:val="es-CO"/>
               </w:rPr>
             </w:pPr>
+            <w:r>
+              <w:t>{equipo_desinstalado_2_modelo}</w:t>
+            </w:r>
           </w:p>
         </w:tc>
         <w:tc>
@@ -1592,6 +1736,9 @@
                 <w:lang w:val="es-CO"/>
               </w:rPr>
             </w:pPr>
+            <w:r>
+              <w:t>{equipo_desinstalado_2_serial}</w:t>
+            </w:r>
           </w:p>
         </w:tc>
         <w:tc>
@@ -1606,6 +1753,9 @@
                 <w:lang w:val="es-CO"/>
               </w:rPr>
             </w:pPr>
+            <w:r>
+              <w:t>{equipo_desinstalado_2_placa}</w:t>
+            </w:r>
           </w:p>
         </w:tc>
       </w:tr>
@@ -1622,6 +1772,9 @@
                 <w:lang w:val="es-CO"/>
               </w:rPr>
             </w:pPr>
+            <w:r>
+              <w:t>{equipo_desinstalado_3_tipo}</w:t>
+            </w:r>
           </w:p>
         </w:tc>
         <w:tc>
@@ -1636,6 +1789,9 @@
                 <w:lang w:val="es-CO"/>
               </w:rPr>
             </w:pPr>
+            <w:r>
+              <w:t>{equipo_desinstalado_3_marca}</w:t>
+            </w:r>
           </w:p>
         </w:tc>
         <w:tc>
@@ -1650,6 +1806,9 @@
                 <w:lang w:val="es-CO"/>
               </w:rPr>
             </w:pPr>
+            <w:r>
+              <w:t>{equipo_desinstalado_3_modelo}</w:t>
+            </w:r>
           </w:p>
         </w:tc>
         <w:tc>
@@ -1664,6 +1823,9 @@
                 <w:lang w:val="es-CO"/>
               </w:rPr>
             </w:pPr>
+            <w:r>
+              <w:t>{equipo_desinstalado_3_serial}</w:t>
+            </w:r>
           </w:p>
         </w:tc>
         <w:tc>
@@ -1678,6 +1840,9 @@
                 <w:lang w:val="es-CO"/>
               </w:rPr>
             </w:pPr>
+            <w:r>
+              <w:t>{equipo_desinstalado_3_placa}</w:t>
+            </w:r>
           </w:p>
         </w:tc>
       </w:tr>
@@ -1694,6 +1859,9 @@
                 <w:lang w:val="es-CO"/>
               </w:rPr>
             </w:pPr>
+            <w:r>
+              <w:t>{equipo_desinstalado_4_tipo}</w:t>
+            </w:r>
           </w:p>
         </w:tc>
         <w:tc>
@@ -1708,6 +1876,9 @@
                 <w:lang w:val="es-CO"/>
               </w:rPr>
             </w:pPr>
+            <w:r>
+              <w:t>{equipo_desinstalado_4_marca}</w:t>
+            </w:r>
           </w:p>
         </w:tc>
         <w:tc>
@@ -1722,6 +1893,9 @@
                 <w:lang w:val="es-CO"/>
               </w:rPr>
             </w:pPr>
+            <w:r>
+              <w:t>{equipo_desinstalado_4_modelo}</w:t>
+            </w:r>
           </w:p>
         </w:tc>
         <w:tc>
@@ -1736,6 +1910,9 @@
                 <w:lang w:val="es-CO"/>
               </w:rPr>
             </w:pPr>
+            <w:r>
+              <w:t>{equipo_desinstalado_4_serial}</w:t>
+            </w:r>
           </w:p>
         </w:tc>
         <w:tc>
@@ -1750,6 +1927,9 @@
                 <w:lang w:val="es-CO"/>
               </w:rPr>
             </w:pPr>
+            <w:r>
+              <w:t>{equipo_desinstalado_4_placa}</w:t>
+            </w:r>
           </w:p>
         </w:tc>
       </w:tr>
@@ -1882,6 +2062,9 @@
           </wp:inline>
         </w:drawing>
       </w:r>
+      <w:r>
+        <w:t>{foto_antes_instalacion}</w:t>
+      </w:r>
     </w:p>
     <w:p>
       <w:pPr>
@@ -2002,6 +2185,9 @@
           </wp:inline>
         </w:drawing>
       </w:r>
+      <w:r>
+        <w:t>{foto_despues_instalacion}</w:t>
+      </w:r>
     </w:p>
     <w:p>
       <w:pPr>
@@ -2123,6 +2309,9 @@
           </wp:inline>
         </w:drawing>
       </w:r>
+      <w:r>
+        <w:t>{foto_marquillas}</w:t>
+      </w:r>
     </w:p>
     <w:p>
       <w:pPr>
@@ -2235,6 +2424,9 @@
           </wp:inline>
         </w:drawing>
       </w:r>
+      <w:r>
+        <w:t>{foto_tomas_electricas}</w:t>
+      </w:r>
     </w:p>
     <w:p>
       <w:pPr>
@@ -2342,6 +2534,9 @@
           </wp:inline>
         </w:drawing>
       </w:r>
+      <w:r>
+        <w:t>{foto_voltaje}</w:t>
+      </w:r>
     </w:p>
     <w:p>
       <w:pPr>
@@ -2488,6 +2683,9 @@
         </w:rPr>
         <w:t>&gt;</w:t>
       </w:r>
+      <w:r>
+        <w:t xml:space="preserve"> {backup_trace_principal}</w:t>
+      </w:r>
     </w:p>
     <w:p>
       <w:pPr>
@@ -2571,6 +2769,9 @@
         </w:rPr>
         <w:t>&lt;Conmuta SI o NO&gt;</w:t>
       </w:r>
+      <w:r>
+        <w:t xml:space="preserve"> {backup_conmuta_si_no}</w:t>
+      </w:r>
     </w:p>
     <w:p>
       <w:pPr>
@@ -2636,6 +2837,9 @@
         </w:rPr>
         <w:t>&lt;Recuperación SI o NO&gt;</w:t>
       </w:r>
+      <w:r>
+        <w:t xml:space="preserve"> {backup_recuperacion_principal_si_no}</w:t>
+      </w:r>
     </w:p>
     <w:p>
       <w:pPr>
@@ -2731,6 +2935,9 @@
         </w:rPr>
         <w:t>&lt;Tiempo de recuperación&gt;</w:t>
       </w:r>
+      <w:r>
+        <w:t xml:space="preserve"> {backup_tiempo_recuperacion_backup}</w:t>
+      </w:r>
     </w:p>
     <w:p>
       <w:pPr>
@@ -2826,6 +3033,9 @@
           <w:lang w:val="es-CO"/>
         </w:rPr>
         <w:t>&lt;Resultado del trace route&gt;</w:t>
+      </w:r>
+      <w:r>
+        <w:t xml:space="preserve"> {backup_trace_backup}</w:t>
       </w:r>
     </w:p>
     <w:p>
@@ -2968,6 +3178,9 @@
               </w:rPr>
               <w:t> </w:t>
             </w:r>
+            <w:r>
+              <w:t>{backup_aplicativos_operativos_2_6_si}</w:t>
+            </w:r>
           </w:p>
         </w:tc>
         <w:tc>
@@ -3036,6 +3249,9 @@
               </w:rPr>
               <w:t> </w:t>
             </w:r>
+            <w:r>
+              <w:t>{backup_aplicativos_operativos_2_6_no}</w:t>
+            </w:r>
           </w:p>
         </w:tc>
       </w:tr>
@@ -3069,6 +3285,12 @@
           <w:lang w:val="es-CO"/>
         </w:rPr>
         <w:t>Observaciones:</w:t>
+      </w:r>
+      <w:r>
+        <w:t xml:space="preserve"> {observaciones}</w:t>
+      </w:r>
+      <w:r>
+        <w:t xml:space="preserve"> {backup_observaciones_2_6}</w:t>
       </w:r>
     </w:p>
     <w:p>
@@ -3155,6 +3377,9 @@
         </w:rPr>
         <w:t>&lt;Resultado del trace route&gt;</w:t>
       </w:r>
+      <w:r>
+        <w:t xml:space="preserve"> {backup_trace_principal_2_7}</w:t>
+      </w:r>
     </w:p>
     <w:p>
       <w:pPr>
@@ -3312,6 +3537,9 @@
         </w:rPr>
         <w:t>&lt;Tiempo de recuperación&gt;</w:t>
       </w:r>
+      <w:r>
+        <w:t xml:space="preserve"> {hsrp_tiempo_router_backup_desconecta_principal}</w:t>
+      </w:r>
     </w:p>
     <w:p>
       <w:pPr>
@@ -3378,6 +3606,9 @@
           <w:lang w:val="es-CO"/>
         </w:rPr>
         <w:t>&lt;Resultado trace route a los enlaces activos del cliente&gt;</w:t>
+      </w:r>
+      <w:r>
+        <w:t xml:space="preserve"> {hsrp_trace_activos_3_2}</w:t>
       </w:r>
     </w:p>
     <w:p>
@@ -3509,6 +3740,9 @@
               </w:rPr>
               <w:t> </w:t>
             </w:r>
+            <w:r>
+              <w:t>{hsrp_aplicativos_operativos_3_3_si}</w:t>
+            </w:r>
           </w:p>
         </w:tc>
         <w:tc>
@@ -3577,6 +3811,9 @@
               </w:rPr>
               <w:t> </w:t>
             </w:r>
+            <w:r>
+              <w:t>{hsrp_aplicativos_operativos_3_3_no}</w:t>
+            </w:r>
           </w:p>
         </w:tc>
       </w:tr>
@@ -3666,6 +3903,9 @@
         </w:rPr>
         <w:t>&lt;Tiempo de recuperación&gt;</w:t>
       </w:r>
+      <w:r>
+        <w:t xml:space="preserve"> {hsrp_tiempo_router_principal_conecta_principal}</w:t>
+      </w:r>
     </w:p>
     <w:p>
       <w:pPr>
@@ -3743,6 +3983,9 @@
           <w:lang w:val="es-CO"/>
         </w:rPr>
         <w:t>&lt;Resultado trace route a los enlaces activos del cliente&gt;</w:t>
+      </w:r>
+      <w:r>
+        <w:t xml:space="preserve"> {hsrp_trace_activos_3_5}</w:t>
       </w:r>
     </w:p>
     <w:p>
@@ -3885,6 +4128,9 @@
               </w:rPr>
               <w:t> </w:t>
             </w:r>
+            <w:r>
+              <w:t>{hsrp_aplicativos_operativos_3_6_si}</w:t>
+            </w:r>
           </w:p>
         </w:tc>
         <w:tc>
@@ -3953,6 +4199,9 @@
               </w:rPr>
               <w:t> </w:t>
             </w:r>
+            <w:r>
+              <w:t>{hsrp_aplicativos_operativos_3_6_no}</w:t>
+            </w:r>
           </w:p>
         </w:tc>
       </w:tr>
@@ -4079,6 +4328,9 @@
         </w:rPr>
         <w:t>&lt;Tiempo de recuperación&gt;</w:t>
       </w:r>
+      <w:r>
+        <w:t xml:space="preserve"> {hsrp_tiempo_principal_desconecta_backup}</w:t>
+      </w:r>
     </w:p>
     <w:p>
       <w:pPr>
@@ -4156,6 +4408,9 @@
           <w:lang w:val="es-CO"/>
         </w:rPr>
         <w:t>&lt;Resultado trace route a los enlaces activos del cliente&gt;</w:t>
+      </w:r>
+      <w:r>
+        <w:t xml:space="preserve"> {hsrp_trace_activos_3_8}</w:t>
       </w:r>
     </w:p>
     <w:p>
@@ -4298,6 +4553,9 @@
               </w:rPr>
               <w:t> </w:t>
             </w:r>
+            <w:r>
+              <w:t>{hsrp_aplicativos_operativos_3_9_si}</w:t>
+            </w:r>
           </w:p>
         </w:tc>
         <w:tc>
@@ -4366,6 +4624,9 @@
               </w:rPr>
               <w:t> </w:t>
             </w:r>
+            <w:r>
+              <w:t>{hsrp_aplicativos_operativos_3_9_no}</w:t>
+            </w:r>
           </w:p>
         </w:tc>
       </w:tr>
@@ -4483,6 +4744,9 @@
         </w:rPr>
         <w:t>&lt;Tiempo de recuperación&gt;</w:t>
       </w:r>
+      <w:r>
+        <w:t xml:space="preserve"> {hsrp_tiempo_backup_conecta_backup}</w:t>
+      </w:r>
     </w:p>
     <w:p>
       <w:pPr>
@@ -4561,6 +4825,9 @@
         </w:rPr>
         <w:t>&lt;Resultado trace route a los enlaces activos del cliente&gt;</w:t>
       </w:r>
+      <w:r>
+        <w:t xml:space="preserve"> {hsrp_trace_activos_3_11}</w:t>
+      </w:r>
     </w:p>
     <w:p>
       <w:pPr>
@@ -4693,6 +4960,9 @@
         </w:rPr>
         <w:t>&lt;Tiempo de recuperación&gt;</w:t>
       </w:r>
+      <w:r>
+        <w:t xml:space="preserve"> {hsrp_tiempo_backup_apaga_principal}</w:t>
+      </w:r>
     </w:p>
     <w:p>
       <w:pPr>
@@ -4770,6 +5040,9 @@
           <w:lang w:val="es-CO"/>
         </w:rPr>
         <w:t>&lt;Resultado trace route a los enlaces activos del cliente&gt;</w:t>
+      </w:r>
+      <w:r>
+        <w:t xml:space="preserve"> {hsrp_trace_activos_3_13}</w:t>
       </w:r>
     </w:p>
     <w:p>
@@ -4902,6 +5175,9 @@
               </w:rPr>
               <w:t> </w:t>
             </w:r>
+            <w:r>
+              <w:t>{hsrp_aplicativos_operativos_3_14_si}</w:t>
+            </w:r>
           </w:p>
         </w:tc>
         <w:tc>
@@ -4970,6 +5246,9 @@
               </w:rPr>
               <w:t> </w:t>
             </w:r>
+            <w:r>
+              <w:t>{hsrp_aplicativos_operativos_3_14_no}</w:t>
+            </w:r>
           </w:p>
         </w:tc>
       </w:tr>
@@ -5069,6 +5348,9 @@
         </w:rPr>
         <w:t>&lt;Tiempo de recuperación&gt;</w:t>
       </w:r>
+      <w:r>
+        <w:t xml:space="preserve"> {hsrp_tiempo_principal_enciende}</w:t>
+      </w:r>
     </w:p>
     <w:p>
       <w:pPr>
@@ -5145,6 +5427,9 @@
           <w:lang w:val="es-CO"/>
         </w:rPr>
         <w:t>&lt;Resultado trace route a los enlaces activos del cliente&gt;</w:t>
+      </w:r>
+      <w:r>
+        <w:t xml:space="preserve"> {hsrp_trace_activos_3_16}</w:t>
       </w:r>
     </w:p>
     <w:p>
@@ -5287,6 +5572,9 @@
               </w:rPr>
               <w:t> </w:t>
             </w:r>
+            <w:r>
+              <w:t>{hsrp_aplicativos_operativos_3_17_si}</w:t>
+            </w:r>
           </w:p>
         </w:tc>
         <w:tc>
@@ -5355,6 +5643,9 @@
               </w:rPr>
               <w:t> </w:t>
             </w:r>
+            <w:r>
+              <w:t>{hsrp_aplicativos_operativos_3_17_no}</w:t>
+            </w:r>
           </w:p>
         </w:tc>
       </w:tr>
@@ -5481,6 +5772,9 @@
         </w:rPr>
         <w:t>&lt;Tiempo de recuperación&gt;</w:t>
       </w:r>
+      <w:r>
+        <w:t xml:space="preserve"> {hsrp_tiempo_principal_apaga_backup}</w:t>
+      </w:r>
     </w:p>
     <w:p>
       <w:pPr>
@@ -5558,6 +5852,9 @@
           <w:lang w:val="es-CO"/>
         </w:rPr>
         <w:t>&lt;Resultado trace route a los enlaces activos del cliente&gt;</w:t>
+      </w:r>
+      <w:r>
+        <w:t xml:space="preserve"> {hsrp_trace_activos_3_19}</w:t>
       </w:r>
     </w:p>
     <w:p>
@@ -5689,6 +5986,9 @@
               </w:rPr>
               <w:t> </w:t>
             </w:r>
+            <w:r>
+              <w:t>{hsrp_aplicativos_operativos_3_20_si}</w:t>
+            </w:r>
           </w:p>
         </w:tc>
         <w:tc>
@@ -5757,6 +6057,9 @@
               </w:rPr>
               <w:t> </w:t>
             </w:r>
+            <w:r>
+              <w:t>{hsrp_aplicativos_operativos_3_20_no}</w:t>
+            </w:r>
           </w:p>
         </w:tc>
       </w:tr>
@@ -5865,6 +6168,9 @@
         </w:rPr>
         <w:t>&lt;Tiempo de recuperación&gt;</w:t>
       </w:r>
+      <w:r>
+        <w:t xml:space="preserve"> {hsrp_tiempo_backup_enciende}</w:t>
+      </w:r>
     </w:p>
     <w:p>
       <w:pPr>
@@ -5931,6 +6237,9 @@
           <w:lang w:val="es-CO"/>
         </w:rPr>
         <w:t>&lt;Resultado trace route a los enlaces activos del cliente&gt;</w:t>
+      </w:r>
+      <w:r>
+        <w:t xml:space="preserve"> {hsrp_trace_activos_3_22}</w:t>
       </w:r>
     </w:p>
     <w:p>
@@ -6062,6 +6371,9 @@
               </w:rPr>
               <w:t> </w:t>
             </w:r>
+            <w:r>
+              <w:t>{hsrp_aplicativos_operativos_3_23_si}</w:t>
+            </w:r>
           </w:p>
         </w:tc>
         <w:tc>
@@ -6130,6 +6442,9 @@
               </w:rPr>
               <w:t> </w:t>
             </w:r>
+            <w:r>
+              <w:t>{hsrp_aplicativos_operativos_3_23_no}</w:t>
+            </w:r>
           </w:p>
         </w:tc>
       </w:tr>
@@ -6224,6 +6539,9 @@
         </w:rPr>
         <w:t xml:space="preserve">Observaciones: </w:t>
       </w:r>
+      <w:r>
+        <w:t xml:space="preserve"> {observaciones}</w:t>
+      </w:r>
     </w:p>
     <w:p>
       <w:pPr>
@@ -6273,6 +6591,9 @@
         </w:rPr>
         <w:t>&gt;</w:t>
       </w:r>
+      <w:r>
+        <w:t xml:space="preserve"> {backup_tipo_protocolo}</w:t>
+      </w:r>
     </w:p>
     <w:p>
       <w:pPr>
@@ -6322,6 +6643,9 @@
         </w:rPr>
         <w:t xml:space="preserve"> que se configuro como principal &gt;</w:t>
       </w:r>
+      <w:r>
+        <w:t xml:space="preserve"> {backup_ip_wan_router_principal}</w:t>
+      </w:r>
     </w:p>
     <w:p>
       <w:pPr>
@@ -6389,6 +6713,9 @@
         </w:rPr>
         <w:t xml:space="preserve"> (Si aplica) &gt;</w:t>
       </w:r>
+      <w:r>
+        <w:t xml:space="preserve"> {backup_ip_wan_router_backup}</w:t>
+      </w:r>
     </w:p>
     <w:p>
       <w:pPr>
@@ -6440,6 +6767,9 @@
           <w:lang w:val="es-CO"/>
         </w:rPr>
         <w:t>CONFIGURACION DEL CPE</w:t>
+      </w:r>
+      <w:r>
+        <w:t xml:space="preserve"> {configuracion_cpe}</w:t>
       </w:r>
     </w:p>
     <w:p>
@@ -6610,6 +6940,9 @@
                 <w:lang w:val="en-US"/>
               </w:rPr>
             </w:pPr>
+            <w:r>
+              <w:t>{equipos_cliente_conectados_claro_si}</w:t>
+            </w:r>
           </w:p>
         </w:tc>
         <w:tc>
@@ -6671,6 +7004,9 @@
                 <w:lang w:val="en-US"/>
               </w:rPr>
             </w:pPr>
+            <w:r>
+              <w:t>{equipos_cliente_conectados_claro_no}</w:t>
+            </w:r>
           </w:p>
         </w:tc>
       </w:tr>
@@ -6803,6 +7139,9 @@
                 <w:lang w:val="en-US"/>
               </w:rPr>
             </w:pPr>
+            <w:r>
+              <w:t>{equipos_cliente_disponibles_configurados_si}</w:t>
+            </w:r>
           </w:p>
         </w:tc>
         <w:tc>
@@ -6864,6 +7203,9 @@
                 <w:lang w:val="en-US"/>
               </w:rPr>
             </w:pPr>
+            <w:r>
+              <w:t>{equipos_cliente_disponibles_configurados_no}</w:t>
+            </w:r>
           </w:p>
         </w:tc>
       </w:tr>
@@ -6912,6 +7254,9 @@
           <w:lang w:val="es-CO"/>
         </w:rPr>
         <w:t>OBSERVACIONES</w:t>
+      </w:r>
+      <w:r>
+        <w:t xml:space="preserve"> {observaciones_finales_backup}</w:t>
       </w:r>
     </w:p>
     <w:p>
@@ -7054,6 +7399,9 @@
             </a:graphic>
           </wp:inline>
         </w:drawing>
+      </w:r>
+      <w:r>
+        <w:t>{foto_acta_entrega_servicio}</w:t>
       </w:r>
     </w:p>
     <w:sectPr>
